--- a/docs/开发文档汇编.docx
+++ b/docs/开发文档汇编.docx
@@ -2665,6 +2665,42 @@
           <w:sz w:val="18"/>
           <w:shd w:val="clear" w:color="auto" w:fill="F8F9FA"/>
         </w:rPr>
+        <w:t>} else if (!range.inclusive &amp;&amp; isFinite(range.low) &amp;&amp; numericValue &gt; range.low) {</w:t>
+      </w:r>
+      <w:r>
+        <w:br/>
+      </w:r>
+      <w:r>
+        <w:rPr>
+          <w:rFonts w:ascii="Consolas" w:hAnsi="Consolas" w:eastAsia="Microsoft YaHei" w:cs="Consolas"/>
+          <w:color w:val="2C3E50"/>
+          <w:sz w:val="18"/>
+          <w:shd w:val="clear" w:color="auto" w:fill="F8F9FA"/>
+        </w:rPr>
+        <w:t xml:space="preserve">  className = cls === 'I' ? 'II' : cls;</w:t>
+      </w:r>
+      <w:r>
+        <w:br/>
+      </w:r>
+      <w:r>
+        <w:rPr>
+          <w:rFonts w:ascii="Consolas" w:hAnsi="Consolas" w:eastAsia="Microsoft YaHei" w:cs="Consolas"/>
+          <w:color w:val="2C3E50"/>
+          <w:sz w:val="18"/>
+          <w:shd w:val="clear" w:color="auto" w:fill="F8F9FA"/>
+        </w:rPr>
+        <w:t xml:space="preserve">  classNum = cls === 'I' ? 2 : (classes.indexOf(cls) + 1);</w:t>
+      </w:r>
+      <w:r>
+        <w:br/>
+      </w:r>
+      <w:r>
+        <w:rPr>
+          <w:rFonts w:ascii="Consolas" w:hAnsi="Consolas" w:eastAsia="Microsoft YaHei" w:cs="Consolas"/>
+          <w:color w:val="2C3E50"/>
+          <w:sz w:val="18"/>
+          <w:shd w:val="clear" w:color="auto" w:fill="F8F9FA"/>
+        </w:rPr>
         <w:t>}</w:t>
       </w:r>
       <w:r>
@@ -2714,6 +2750,30 @@
           <w:shd w:val="clear" w:color="auto" w:fill="F8F9FA"/>
         </w:rPr>
         <w:t xml:space="preserve">  exceeded = numericValue &gt; range.high;</w:t>
+      </w:r>
+      <w:r>
+        <w:br/>
+      </w:r>
+      <w:r>
+        <w:rPr>
+          <w:rFonts w:ascii="Consolas" w:hAnsi="Consolas" w:eastAsia="Microsoft YaHei" w:cs="Consolas"/>
+          <w:color w:val="2C3E50"/>
+          <w:sz w:val="18"/>
+          <w:shd w:val="clear" w:color="auto" w:fill="F8F9FA"/>
+        </w:rPr>
+        <w:t>} else if (!range.inclusive &amp;&amp; isFinite(range.low)) {</w:t>
+      </w:r>
+      <w:r>
+        <w:br/>
+      </w:r>
+      <w:r>
+        <w:rPr>
+          <w:rFonts w:ascii="Consolas" w:hAnsi="Consolas" w:eastAsia="Microsoft YaHei" w:cs="Consolas"/>
+          <w:color w:val="2C3E50"/>
+          <w:sz w:val="18"/>
+          <w:shd w:val="clear" w:color="auto" w:fill="F8F9FA"/>
+        </w:rPr>
+        <w:t xml:space="preserve">  exceeded = numericValue &gt; range.low;</w:t>
       </w:r>
       <w:r>
         <w:br/>
@@ -4995,7 +5055,7 @@
                 <w:color w:val="2C3E50"/>
                 <w:sz w:val="21"/>
               </w:rPr>
-              <w:t>56/63</w:t>
+              <w:t>57/63</w:t>
             </w:r>
           </w:p>
         </w:tc>
@@ -5091,7 +5151,7 @@
                 <w:color w:val="2C3E50"/>
                 <w:sz w:val="21"/>
               </w:rPr>
-              <w:t>1072/1101</w:t>
+              <w:t>1094/1101</w:t>
             </w:r>
           </w:p>
         </w:tc>
@@ -5187,7 +5247,7 @@
                 <w:color w:val="2C3E50"/>
                 <w:sz w:val="21"/>
               </w:rPr>
-              <w:t>97.4%</w:t>
+              <w:t>99.4%</w:t>
             </w:r>
           </w:p>
         </w:tc>

--- a/docs/开发文档汇编.docx
+++ b/docs/开发文档汇编.docx
@@ -5383,6 +5383,461 @@
     </w:tbl>
     <w:p>
       <w:pPr>
+        <w:pStyle w:val="Heading3"/>
+        <w:keepNext w:val="0"/>
+        <w:keepLines w:val="0"/>
+        <w:pageBreakBefore w:val="0"/>
+        <w:spacing w:before="165" w:after="60" w:line="272" w:lineRule="auto"/>
+        <w:outlineLvl w:val="2"/>
+      </w:pPr>
+      <w:r>
+        <w:rPr>
+          <w:rFonts w:ascii="Segoe UI" w:hAnsi="Segoe UI" w:eastAsia="Microsoft YaHei" w:cs="Segoe UI"/>
+          <w:b/>
+          <w:color w:val="0E7490"/>
+          <w:sz w:val="26"/>
+        </w:rPr>
+        <w:t>通过率计算过程</w:t>
+      </w:r>
+    </w:p>
+    <w:p>
+      <w:pPr>
+        <w:spacing w:before="60" w:after="60" w:line="272" w:lineRule="auto"/>
+      </w:pPr>
+      <w:r>
+        <w:rPr>
+          <w:rFonts w:ascii="Segoe UI" w:hAnsi="Segoe UI" w:eastAsia="Microsoft YaHei" w:cs="Segoe UI"/>
+          <w:color w:val="2C3E50"/>
+          <w:sz w:val="22"/>
+        </w:rPr>
+        <w:t>通过率 = 通过的测试用例数 ÷ 测试用例总数 × 100%</w:t>
+      </w:r>
+    </w:p>
+    <w:tbl>
+      <w:tblPr>
+        <w:tblStyle w:val="TableGrid"/>
+        <w:tblW w:type="dxa" w:w="8640"/>
+        <w:jc w:val="left"/>
+        <w:tblLayout w:type="fixed"/>
+        <w:tblLook w:firstColumn="1" w:firstRow="1" w:lastColumn="0" w:lastRow="0" w:noHBand="0" w:noVBand="1" w:val="04A0"/>
+        <w:tblBorders>
+          <w:top w:val="nil"/>
+          <w:left w:val="nil"/>
+          <w:bottom w:val="nil"/>
+          <w:right w:val="nil"/>
+          <w:insideH w:val="nil"/>
+          <w:insideV w:val="nil"/>
+        </w:tblBorders>
+        <w:tblInd w:w="0" w:type="dxa"/>
+      </w:tblPr>
+      <w:tblGrid>
+        <w:gridCol w:w="996"/>
+        <w:gridCol w:w="5981"/>
+        <w:gridCol w:w="1663"/>
+      </w:tblGrid>
+      <w:tr>
+        <w:tc>
+          <w:tcPr>
+            <w:tcW w:type="dxa" w:w="996"/>
+            <w:shd w:val="clear" w:color="auto" w:fill="F0F8FA"/>
+            <w:tcBorders>
+              <w:left w:val="single" w:sz="6" w:space="1" w:color="DDDDDD"/>
+              <w:right w:val="single" w:sz="6" w:space="1" w:color="DDDDDD"/>
+              <w:top w:val="single" w:sz="6" w:space="1" w:color="DDDDDD"/>
+              <w:bottom w:val="single" w:sz="6" w:space="1" w:color="DDDDDD"/>
+            </w:tcBorders>
+            <w:tcMar>
+              <w:top w:w="18" w:type="dxa"/>
+              <w:right w:w="78" w:type="dxa"/>
+              <w:bottom w:w="18" w:type="dxa"/>
+              <w:left w:w="78" w:type="dxa"/>
+            </w:tcMar>
+          </w:tcPr>
+          <w:p>
+            <w:pPr>
+              <w:spacing w:line="272" w:lineRule="auto"/>
+            </w:pPr>
+            <w:r/>
+            <w:r>
+              <w:rPr>
+                <w:rFonts w:ascii="Segoe UI" w:hAnsi="Segoe UI" w:eastAsia="Microsoft YaHei" w:cs="Segoe UI"/>
+                <w:b/>
+                <w:color w:val="1A3A5C"/>
+                <w:sz w:val="21"/>
+                <w:shd w:val="clear" w:color="auto" w:fill="F0F8FA"/>
+              </w:rPr>
+              <w:t>阶段</w:t>
+            </w:r>
+          </w:p>
+        </w:tc>
+        <w:tc>
+          <w:tcPr>
+            <w:tcW w:type="dxa" w:w="5981"/>
+            <w:shd w:val="clear" w:color="auto" w:fill="F0F8FA"/>
+            <w:tcBorders>
+              <w:left w:val="single" w:sz="6" w:space="1" w:color="DDDDDD"/>
+              <w:right w:val="single" w:sz="6" w:space="1" w:color="DDDDDD"/>
+              <w:top w:val="single" w:sz="6" w:space="1" w:color="DDDDDD"/>
+              <w:bottom w:val="single" w:sz="6" w:space="1" w:color="DDDDDD"/>
+            </w:tcBorders>
+            <w:tcMar>
+              <w:top w:w="18" w:type="dxa"/>
+              <w:right w:w="78" w:type="dxa"/>
+              <w:bottom w:w="18" w:type="dxa"/>
+              <w:left w:w="78" w:type="dxa"/>
+            </w:tcMar>
+          </w:tcPr>
+          <w:p>
+            <w:pPr>
+              <w:spacing w:line="272" w:lineRule="auto"/>
+            </w:pPr>
+            <w:r/>
+            <w:r>
+              <w:rPr>
+                <w:rFonts w:ascii="Segoe UI" w:hAnsi="Segoe UI" w:eastAsia="Microsoft YaHei" w:cs="Segoe UI"/>
+                <w:b/>
+                <w:color w:val="1A3A5C"/>
+                <w:sz w:val="21"/>
+                <w:shd w:val="clear" w:color="auto" w:fill="F0F8FA"/>
+              </w:rPr>
+              <w:t>计算</w:t>
+            </w:r>
+          </w:p>
+        </w:tc>
+        <w:tc>
+          <w:tcPr>
+            <w:tcW w:type="dxa" w:w="1663"/>
+            <w:shd w:val="clear" w:color="auto" w:fill="F0F8FA"/>
+            <w:tcBorders>
+              <w:left w:val="single" w:sz="6" w:space="1" w:color="DDDDDD"/>
+              <w:right w:val="single" w:sz="6" w:space="1" w:color="DDDDDD"/>
+              <w:top w:val="single" w:sz="6" w:space="1" w:color="DDDDDD"/>
+              <w:bottom w:val="single" w:sz="6" w:space="1" w:color="DDDDDD"/>
+            </w:tcBorders>
+            <w:tcMar>
+              <w:top w:w="18" w:type="dxa"/>
+              <w:right w:w="78" w:type="dxa"/>
+              <w:bottom w:w="18" w:type="dxa"/>
+              <w:left w:w="78" w:type="dxa"/>
+            </w:tcMar>
+          </w:tcPr>
+          <w:p>
+            <w:pPr>
+              <w:spacing w:line="272" w:lineRule="auto"/>
+            </w:pPr>
+            <w:r/>
+            <w:r>
+              <w:rPr>
+                <w:rFonts w:ascii="Segoe UI" w:hAnsi="Segoe UI" w:eastAsia="Microsoft YaHei" w:cs="Segoe UI"/>
+                <w:b/>
+                <w:color w:val="1A3A5C"/>
+                <w:sz w:val="21"/>
+                <w:shd w:val="clear" w:color="auto" w:fill="F0F8FA"/>
+              </w:rPr>
+              <w:t>结果</w:t>
+            </w:r>
+          </w:p>
+        </w:tc>
+      </w:tr>
+      <w:tr>
+        <w:tc>
+          <w:tcPr>
+            <w:tcW w:type="dxa" w:w="996"/>
+            <w:tcBorders>
+              <w:left w:val="single" w:sz="6" w:space="1" w:color="DDDDDD"/>
+              <w:right w:val="single" w:sz="6" w:space="1" w:color="DDDDDD"/>
+              <w:top w:val="single" w:sz="6" w:space="1" w:color="DDDDDD"/>
+              <w:bottom w:val="single" w:sz="6" w:space="1" w:color="DDDDDD"/>
+            </w:tcBorders>
+            <w:tcMar>
+              <w:top w:w="18" w:type="dxa"/>
+              <w:right w:w="78" w:type="dxa"/>
+              <w:bottom w:w="18" w:type="dxa"/>
+              <w:left w:w="78" w:type="dxa"/>
+            </w:tcMar>
+          </w:tcPr>
+          <w:p>
+            <w:pPr>
+              <w:spacing w:line="272" w:lineRule="auto"/>
+            </w:pPr>
+            <w:r/>
+            <w:r>
+              <w:rPr>
+                <w:rFonts w:ascii="Segoe UI" w:hAnsi="Segoe UI" w:eastAsia="Microsoft YaHei" w:cs="Segoe UI"/>
+                <w:color w:val="2C3E50"/>
+                <w:sz w:val="21"/>
+              </w:rPr>
+              <w:t>修复前</w:t>
+            </w:r>
+          </w:p>
+        </w:tc>
+        <w:tc>
+          <w:tcPr>
+            <w:tcW w:type="dxa" w:w="5981"/>
+            <w:tcBorders>
+              <w:left w:val="single" w:sz="6" w:space="1" w:color="DDDDDD"/>
+              <w:right w:val="single" w:sz="6" w:space="1" w:color="DDDDDD"/>
+              <w:top w:val="single" w:sz="6" w:space="1" w:color="DDDDDD"/>
+              <w:bottom w:val="single" w:sz="6" w:space="1" w:color="DDDDDD"/>
+            </w:tcBorders>
+            <w:tcMar>
+              <w:top w:w="18" w:type="dxa"/>
+              <w:right w:w="78" w:type="dxa"/>
+              <w:bottom w:w="18" w:type="dxa"/>
+              <w:left w:w="78" w:type="dxa"/>
+            </w:tcMar>
+          </w:tcPr>
+          <w:p>
+            <w:pPr>
+              <w:spacing w:line="272" w:lineRule="auto"/>
+            </w:pPr>
+            <w:r/>
+            <w:r>
+              <w:rPr>
+                <w:rFonts w:ascii="Segoe UI" w:hAnsi="Segoe UI" w:eastAsia="Microsoft YaHei" w:cs="Segoe UI"/>
+                <w:color w:val="2C3E50"/>
+                <w:sz w:val="21"/>
+              </w:rPr>
+              <w:t>1094 ÷ 1101 × 100%</w:t>
+            </w:r>
+          </w:p>
+        </w:tc>
+        <w:tc>
+          <w:tcPr>
+            <w:tcW w:type="dxa" w:w="1663"/>
+            <w:tcBorders>
+              <w:left w:val="single" w:sz="6" w:space="1" w:color="DDDDDD"/>
+              <w:right w:val="single" w:sz="6" w:space="1" w:color="DDDDDD"/>
+              <w:top w:val="single" w:sz="6" w:space="1" w:color="DDDDDD"/>
+              <w:bottom w:val="single" w:sz="6" w:space="1" w:color="DDDDDD"/>
+            </w:tcBorders>
+            <w:tcMar>
+              <w:top w:w="18" w:type="dxa"/>
+              <w:right w:w="78" w:type="dxa"/>
+              <w:bottom w:w="18" w:type="dxa"/>
+              <w:left w:w="78" w:type="dxa"/>
+            </w:tcMar>
+          </w:tcPr>
+          <w:p>
+            <w:pPr>
+              <w:spacing w:line="272" w:lineRule="auto"/>
+            </w:pPr>
+            <w:r/>
+            <w:r>
+              <w:rPr>
+                <w:rFonts w:ascii="Segoe UI" w:hAnsi="Segoe UI" w:eastAsia="Microsoft YaHei" w:cs="Segoe UI"/>
+                <w:b/>
+                <w:color w:val="2C3E50"/>
+                <w:sz w:val="21"/>
+              </w:rPr>
+              <w:t>99.4%</w:t>
+            </w:r>
+          </w:p>
+        </w:tc>
+      </w:tr>
+      <w:tr>
+        <w:tc>
+          <w:tcPr>
+            <w:tcW w:type="dxa" w:w="996"/>
+            <w:tcBorders>
+              <w:left w:val="single" w:sz="6" w:space="1" w:color="DDDDDD"/>
+              <w:right w:val="single" w:sz="6" w:space="1" w:color="DDDDDD"/>
+              <w:top w:val="single" w:sz="6" w:space="1" w:color="DDDDDD"/>
+              <w:bottom w:val="single" w:sz="6" w:space="1" w:color="DDDDDD"/>
+            </w:tcBorders>
+            <w:tcMar>
+              <w:top w:w="18" w:type="dxa"/>
+              <w:right w:w="78" w:type="dxa"/>
+              <w:bottom w:w="18" w:type="dxa"/>
+              <w:left w:w="78" w:type="dxa"/>
+            </w:tcMar>
+          </w:tcPr>
+          <w:p>
+            <w:pPr>
+              <w:spacing w:line="272" w:lineRule="auto"/>
+            </w:pPr>
+            <w:r/>
+            <w:r>
+              <w:rPr>
+                <w:rFonts w:ascii="Segoe UI" w:hAnsi="Segoe UI" w:eastAsia="Microsoft YaHei" w:cs="Segoe UI"/>
+                <w:color w:val="2C3E50"/>
+                <w:sz w:val="21"/>
+              </w:rPr>
+              <w:t>修复后</w:t>
+            </w:r>
+          </w:p>
+        </w:tc>
+        <w:tc>
+          <w:tcPr>
+            <w:tcW w:type="dxa" w:w="5981"/>
+            <w:tcBorders>
+              <w:left w:val="single" w:sz="6" w:space="1" w:color="DDDDDD"/>
+              <w:right w:val="single" w:sz="6" w:space="1" w:color="DDDDDD"/>
+              <w:top w:val="single" w:sz="6" w:space="1" w:color="DDDDDD"/>
+              <w:bottom w:val="single" w:sz="6" w:space="1" w:color="DDDDDD"/>
+            </w:tcBorders>
+            <w:tcMar>
+              <w:top w:w="18" w:type="dxa"/>
+              <w:right w:w="78" w:type="dxa"/>
+              <w:bottom w:w="18" w:type="dxa"/>
+              <w:left w:w="78" w:type="dxa"/>
+            </w:tcMar>
+          </w:tcPr>
+          <w:p>
+            <w:pPr>
+              <w:spacing w:line="272" w:lineRule="auto"/>
+            </w:pPr>
+            <w:r/>
+            <w:r>
+              <w:rPr>
+                <w:rFonts w:ascii="Segoe UI" w:hAnsi="Segoe UI" w:eastAsia="Microsoft YaHei" w:cs="Segoe UI"/>
+                <w:color w:val="2C3E50"/>
+                <w:sz w:val="21"/>
+              </w:rPr>
+              <w:t>1101 ÷ 1101 × 100%</w:t>
+            </w:r>
+          </w:p>
+        </w:tc>
+        <w:tc>
+          <w:tcPr>
+            <w:tcW w:type="dxa" w:w="1663"/>
+            <w:tcBorders>
+              <w:left w:val="single" w:sz="6" w:space="1" w:color="DDDDDD"/>
+              <w:right w:val="single" w:sz="6" w:space="1" w:color="DDDDDD"/>
+              <w:top w:val="single" w:sz="6" w:space="1" w:color="DDDDDD"/>
+              <w:bottom w:val="single" w:sz="6" w:space="1" w:color="DDDDDD"/>
+            </w:tcBorders>
+            <w:tcMar>
+              <w:top w:w="18" w:type="dxa"/>
+              <w:right w:w="78" w:type="dxa"/>
+              <w:bottom w:w="18" w:type="dxa"/>
+              <w:left w:w="78" w:type="dxa"/>
+            </w:tcMar>
+          </w:tcPr>
+          <w:p>
+            <w:pPr>
+              <w:spacing w:line="272" w:lineRule="auto"/>
+            </w:pPr>
+            <w:r/>
+            <w:r>
+              <w:rPr>
+                <w:rFonts w:ascii="Segoe UI" w:hAnsi="Segoe UI" w:eastAsia="Microsoft YaHei" w:cs="Segoe UI"/>
+                <w:b/>
+                <w:color w:val="2C3E50"/>
+                <w:sz w:val="21"/>
+              </w:rPr>
+              <w:t>100%</w:t>
+            </w:r>
+          </w:p>
+        </w:tc>
+      </w:tr>
+    </w:tbl>
+    <w:p>
+      <w:pPr>
+        <w:spacing w:before="0" w:after="0" w:line="90" w:lineRule="exact"/>
+      </w:pPr>
+      <w:r>
+        <w:rPr>
+          <w:sz w:val="9"/>
+        </w:rPr>
+      </w:r>
+    </w:p>
+    <w:tbl>
+      <w:tblPr>
+        <w:tblStyle w:val="TableGrid"/>
+        <w:tblW w:type="dxa" w:w="8640"/>
+        <w:jc w:val="center"/>
+        <w:tblLayout w:type="fixed"/>
+        <w:tblLook w:firstColumn="1" w:firstRow="1" w:lastColumn="0" w:lastRow="0" w:noHBand="0" w:noVBand="1" w:val="04A0"/>
+        <w:tblBorders>
+          <w:top w:val="nil"/>
+          <w:left w:val="nil"/>
+          <w:bottom w:val="nil"/>
+          <w:right w:val="nil"/>
+          <w:insideH w:val="nil"/>
+          <w:insideV w:val="nil"/>
+        </w:tblBorders>
+        <w:tblInd w:w="0" w:type="dxa"/>
+      </w:tblPr>
+      <w:tblGrid>
+        <w:gridCol w:w="8640"/>
+      </w:tblGrid>
+      <w:tr>
+        <w:tc>
+          <w:tcPr>
+            <w:tcW w:type="dxa" w:w="8640"/>
+            <w:shd w:val="clear" w:color="auto" w:fill="F0F8FA"/>
+            <w:tcBorders>
+              <w:left w:val="single" w:sz="24" w:space="1" w:color="06B6D4"/>
+            </w:tcBorders>
+            <w:tcMar>
+              <w:top w:w="150" w:type="dxa"/>
+              <w:right w:w="210" w:type="dxa"/>
+              <w:bottom w:w="150" w:type="dxa"/>
+              <w:left w:w="210" w:type="dxa"/>
+            </w:tcMar>
+          </w:tcPr>
+          <w:p>
+            <w:pPr>
+              <w:spacing w:line="272" w:lineRule="auto"/>
+            </w:pPr>
+            <w:r>
+              <w:rPr>
+                <w:rFonts w:ascii="Segoe UI" w:hAnsi="Segoe UI" w:eastAsia="Microsoft YaHei" w:cs="Segoe UI"/>
+                <w:color w:val="0E7490"/>
+                <w:sz w:val="22"/>
+              </w:rPr>
+              <w:t>说明：修复前总测试用例 1101 个，其中 7 个失败（分布在 6 个文件，</w:t>
+            </w:r>
+            <w:r>
+              <w:pict>
+                <v:roundrect style="width:113.62pt;height:17.65pt;v-text-anchor:middle" o:allowincell="t" filled="t" fillcolor="#F5F7F9" stroked="f" arcsize="13%">
+                  <v:textbox inset="0,0,0,0" style="mso-fit-shape-to-text:f">
+                    <w:txbxContent>
+                      <w:p>
+                        <w:pPr>
+                          <w:jc w:val="center"/>
+                          <w:spacing w:before="0" w:after="0"/>
+                        </w:pPr>
+                        <w:r>
+                          <w:rPr>
+                            <w:rFonts w:ascii="Consolas" w:hAnsi="Consolas" w:eastAsia="Microsoft YaHei" w:cs="Consolas"/>
+                            <w:sz w:val="19"/>
+                            <w:szCs w:val="19"/>
+                            <w:color w:val="C7254E"/>
+                          </w:rPr>
+                          <w:t>waterQualityBalance</w:t>
+                        </w:r>
+                      </w:p>
+                    </w:txbxContent>
+                  </v:textbox>
+                </v:roundrect>
+              </w:pict>
+            </w:r>
+            <w:r>
+              <w:rPr>
+                <w:rFonts w:ascii="Segoe UI" w:hAnsi="Segoe UI" w:eastAsia="Microsoft YaHei" w:cs="Segoe UI"/>
+                <w:color w:val="0E7490"/>
+                <w:sz w:val="22"/>
+              </w:rPr>
+              <w:t xml:space="preserve"> 有 2 个失败），故通过数为 1101 − 7 = 1094；文件通过数为 63 − 6 = 57。修复后 7 个失败全部消除，通过数 = 总数 = 1101，文件全部 63 个通过。</w:t>
+            </w:r>
+          </w:p>
+        </w:tc>
+      </w:tr>
+    </w:tbl>
+    <w:p>
+      <w:pPr>
+        <w:spacing w:before="0" w:after="0" w:line="90" w:lineRule="exact"/>
+      </w:pPr>
+      <w:r>
+        <w:rPr>
+          <w:sz w:val="9"/>
+        </w:rPr>
+      </w:r>
+    </w:p>
+    <w:p>
+      <w:pPr>
         <w:spacing w:line="272" w:lineRule="auto"/>
       </w:pPr>
     </w:p>

--- a/docs/开发文档汇编.docx
+++ b/docs/开发文档汇编.docx
@@ -5407,10 +5407,68 @@
       <w:r>
         <w:rPr>
           <w:rFonts w:ascii="Segoe UI" w:hAnsi="Segoe UI" w:eastAsia="Microsoft YaHei" w:cs="Segoe UI"/>
+          <w:b/>
           <w:color w:val="2C3E50"/>
           <w:sz w:val="22"/>
         </w:rPr>
-        <w:t>通过率 = 通过的测试用例数 ÷ 测试用例总数 × 100%</w:t>
+        <w:t>通过率公式：</w:t>
+      </w:r>
+    </w:p>
+    <w:p>
+      <w:pPr>
+        <w:spacing w:line="240" w:lineRule="auto"/>
+        <w:ind w:left="454" w:firstLine="180"/>
+        <w:shd w:val="clear" w:color="auto" w:fill="F8F9FA"/>
+        <w:pBdr>
+          <w:left w:val="single" w:sz="24" w:space="1" w:color="06B6D4"/>
+          <w:right w:val="single" w:sz="6" w:space="1" w:color="E0E4E8"/>
+          <w:top w:val="single" w:sz="6" w:space="1" w:color="E0E4E8"/>
+          <w:bottom w:val="single" w:sz="6" w:space="1" w:color="E0E4E8"/>
+        </w:pBdr>
+      </w:pPr>
+      <w:r>
+        <w:br/>
+      </w:r>
+      <w:r>
+        <w:rPr>
+          <w:rFonts w:ascii="Consolas" w:hAnsi="Consolas" w:eastAsia="Microsoft YaHei" w:cs="Consolas"/>
+          <w:color w:val="2C3E50"/>
+          <w:sz w:val="18"/>
+          <w:shd w:val="clear" w:color="auto" w:fill="F8F9FA"/>
+        </w:rPr>
+        <w:t>通过率 = (通过的测试用例数 / 测试用例总数) × 100%</w:t>
+      </w:r>
+      <w:r>
+        <w:br/>
+      </w:r>
+      <w:r>
+        <w:br/>
+      </w:r>
+      <w:r>
+        <w:rPr>
+          <w:rFonts w:ascii="Consolas" w:hAnsi="Consolas" w:eastAsia="Microsoft YaHei" w:cs="Consolas"/>
+          <w:color w:val="2C3E50"/>
+          <w:sz w:val="18"/>
+          <w:shd w:val="clear" w:color="auto" w:fill="F8F9FA"/>
+        </w:rPr>
+        <w:t>通过的测试用例数 = 测试用例总数 - 失败的测试用例数</w:t>
+      </w:r>
+      <w:r>
+        <w:br/>
+      </w:r>
+    </w:p>
+    <w:p>
+      <w:pPr>
+        <w:spacing w:before="60" w:after="60" w:line="272" w:lineRule="auto"/>
+      </w:pPr>
+      <w:r>
+        <w:rPr>
+          <w:rFonts w:ascii="Segoe UI" w:hAnsi="Segoe UI" w:eastAsia="Microsoft YaHei" w:cs="Segoe UI"/>
+          <w:b/>
+          <w:color w:val="2C3E50"/>
+          <w:sz w:val="22"/>
+        </w:rPr>
+        <w:t>代入计算：</w:t>
       </w:r>
     </w:p>
     <w:tbl>
@@ -5431,14 +5489,14 @@
         <w:tblInd w:w="0" w:type="dxa"/>
       </w:tblPr>
       <w:tblGrid>
-        <w:gridCol w:w="996"/>
-        <w:gridCol w:w="5981"/>
-        <w:gridCol w:w="1663"/>
+        <w:gridCol w:w="900"/>
+        <w:gridCol w:w="7199"/>
+        <w:gridCol w:w="541"/>
       </w:tblGrid>
       <w:tr>
         <w:tc>
           <w:tcPr>
-            <w:tcW w:type="dxa" w:w="996"/>
+            <w:tcW w:type="dxa" w:w="900"/>
             <w:shd w:val="clear" w:color="auto" w:fill="F0F8FA"/>
             <w:tcBorders>
               <w:left w:val="single" w:sz="6" w:space="1" w:color="DDDDDD"/>
@@ -5472,7 +5530,7 @@
         </w:tc>
         <w:tc>
           <w:tcPr>
-            <w:tcW w:type="dxa" w:w="5981"/>
+            <w:tcW w:type="dxa" w:w="7199"/>
             <w:shd w:val="clear" w:color="auto" w:fill="F0F8FA"/>
             <w:tcBorders>
               <w:left w:val="single" w:sz="6" w:space="1" w:color="DDDDDD"/>
@@ -5500,13 +5558,13 @@
                 <w:sz w:val="21"/>
                 <w:shd w:val="clear" w:color="auto" w:fill="F0F8FA"/>
               </w:rPr>
-              <w:t>计算</w:t>
+              <w:t>公式代入</w:t>
             </w:r>
           </w:p>
         </w:tc>
         <w:tc>
           <w:tcPr>
-            <w:tcW w:type="dxa" w:w="1663"/>
+            <w:tcW w:type="dxa" w:w="541"/>
             <w:shd w:val="clear" w:color="auto" w:fill="F0F8FA"/>
             <w:tcBorders>
               <w:left w:val="single" w:sz="6" w:space="1" w:color="DDDDDD"/>
@@ -5542,7 +5600,7 @@
       <w:tr>
         <w:tc>
           <w:tcPr>
-            <w:tcW w:type="dxa" w:w="996"/>
+            <w:tcW w:type="dxa" w:w="900"/>
             <w:tcBorders>
               <w:left w:val="single" w:sz="6" w:space="1" w:color="DDDDDD"/>
               <w:right w:val="single" w:sz="6" w:space="1" w:color="DDDDDD"/>
@@ -5573,7 +5631,7 @@
         </w:tc>
         <w:tc>
           <w:tcPr>
-            <w:tcW w:type="dxa" w:w="5981"/>
+            <w:tcW w:type="dxa" w:w="7199"/>
             <w:tcBorders>
               <w:left w:val="single" w:sz="6" w:space="1" w:color="DDDDDD"/>
               <w:right w:val="single" w:sz="6" w:space="1" w:color="DDDDDD"/>
@@ -5598,13 +5656,13 @@
                 <w:color w:val="2C3E50"/>
                 <w:sz w:val="21"/>
               </w:rPr>
-              <w:t>1094 ÷ 1101 × 100%</w:t>
+              <w:t>(1101 − 7) / 1101 × 100% = 1094 / 1101 × 100%</w:t>
             </w:r>
           </w:p>
         </w:tc>
         <w:tc>
           <w:tcPr>
-            <w:tcW w:type="dxa" w:w="1663"/>
+            <w:tcW w:type="dxa" w:w="541"/>
             <w:tcBorders>
               <w:left w:val="single" w:sz="6" w:space="1" w:color="DDDDDD"/>
               <w:right w:val="single" w:sz="6" w:space="1" w:color="DDDDDD"/>
@@ -5638,7 +5696,7 @@
       <w:tr>
         <w:tc>
           <w:tcPr>
-            <w:tcW w:type="dxa" w:w="996"/>
+            <w:tcW w:type="dxa" w:w="900"/>
             <w:tcBorders>
               <w:left w:val="single" w:sz="6" w:space="1" w:color="DDDDDD"/>
               <w:right w:val="single" w:sz="6" w:space="1" w:color="DDDDDD"/>
@@ -5669,7 +5727,7 @@
         </w:tc>
         <w:tc>
           <w:tcPr>
-            <w:tcW w:type="dxa" w:w="5981"/>
+            <w:tcW w:type="dxa" w:w="7199"/>
             <w:tcBorders>
               <w:left w:val="single" w:sz="6" w:space="1" w:color="DDDDDD"/>
               <w:right w:val="single" w:sz="6" w:space="1" w:color="DDDDDD"/>
@@ -5694,13 +5752,13 @@
                 <w:color w:val="2C3E50"/>
                 <w:sz w:val="21"/>
               </w:rPr>
-              <w:t>1101 ÷ 1101 × 100%</w:t>
+              <w:t>1101 / 1101 × 100%</w:t>
             </w:r>
           </w:p>
         </w:tc>
         <w:tc>
           <w:tcPr>
-            <w:tcW w:type="dxa" w:w="1663"/>
+            <w:tcW w:type="dxa" w:w="541"/>
             <w:tcBorders>
               <w:left w:val="single" w:sz="6" w:space="1" w:color="DDDDDD"/>
               <w:right w:val="single" w:sz="6" w:space="1" w:color="DDDDDD"/>
@@ -5787,7 +5845,7 @@
                 <w:color w:val="0E7490"/>
                 <w:sz w:val="22"/>
               </w:rPr>
-              <w:t>说明：修复前总测试用例 1101 个，其中 7 个失败（分布在 6 个文件，</w:t>
+              <w:t>变量说明：修复前总测试用例 N=1101，失败 f=7 个（分布在 6 个文件，</w:t>
             </w:r>
             <w:r>
               <w:pict>
@@ -5820,7 +5878,7 @@
                 <w:color w:val="0E7490"/>
                 <w:sz w:val="22"/>
               </w:rPr>
-              <w:t xml:space="preserve"> 有 2 个失败），故通过数为 1101 − 7 = 1094；文件通过数为 63 − 6 = 57。修复后 7 个失败全部消除，通过数 = 总数 = 1101，文件全部 63 个通过。</w:t>
+              <w:t xml:space="preserve"> 有 2 个失败），故通过数 N−f=1094，文件通过数 63−6=57。修复后 f=0，通过数 = 总数 = 1101，文件全部 63 个通过。</w:t>
             </w:r>
           </w:p>
         </w:tc>

--- a/docs/开发文档汇编.docx
+++ b/docs/开发文档汇编.docx
@@ -5436,7 +5436,7 @@
           <w:sz w:val="18"/>
           <w:shd w:val="clear" w:color="auto" w:fill="F8F9FA"/>
         </w:rPr>
-        <w:t>通过率 = (通过的测试用例数 / 测试用例总数) × 100%</w:t>
+        <w:t>passRate = (passedTests / totalTests) × 100%</w:t>
       </w:r>
       <w:r>
         <w:br/>
@@ -5451,12 +5451,442 @@
           <w:sz w:val="18"/>
           <w:shd w:val="clear" w:color="auto" w:fill="F8F9FA"/>
         </w:rPr>
-        <w:t>通过的测试用例数 = 测试用例总数 - 失败的测试用例数</w:t>
+        <w:t>passedTests = totalTests - failedTests</w:t>
       </w:r>
       <w:r>
         <w:br/>
       </w:r>
     </w:p>
+    <w:p>
+      <w:pPr>
+        <w:spacing w:before="60" w:after="60" w:line="272" w:lineRule="auto"/>
+      </w:pPr>
+      <w:r>
+        <w:rPr>
+          <w:rFonts w:ascii="Segoe UI" w:hAnsi="Segoe UI" w:eastAsia="Microsoft YaHei" w:cs="Segoe UI"/>
+          <w:b/>
+          <w:color w:val="2C3E50"/>
+          <w:sz w:val="22"/>
+        </w:rPr>
+        <w:t>变量定义（遵循 camelCase 命名规范）：</w:t>
+      </w:r>
+    </w:p>
+    <w:tbl>
+      <w:tblPr>
+        <w:tblStyle w:val="TableGrid"/>
+        <w:tblW w:type="dxa" w:w="8640"/>
+        <w:jc w:val="left"/>
+        <w:tblLayout w:type="fixed"/>
+        <w:tblLook w:firstColumn="1" w:firstRow="1" w:lastColumn="0" w:lastRow="0" w:noHBand="0" w:noVBand="1" w:val="04A0"/>
+        <w:tblBorders>
+          <w:top w:val="nil"/>
+          <w:left w:val="nil"/>
+          <w:bottom w:val="nil"/>
+          <w:right w:val="nil"/>
+          <w:insideH w:val="nil"/>
+          <w:insideV w:val="nil"/>
+        </w:tblBorders>
+        <w:tblInd w:w="0" w:type="dxa"/>
+      </w:tblPr>
+      <w:tblGrid>
+        <w:gridCol w:w="5002"/>
+        <w:gridCol w:w="3638"/>
+      </w:tblGrid>
+      <w:tr>
+        <w:tc>
+          <w:tcPr>
+            <w:tcW w:type="dxa" w:w="5002"/>
+            <w:shd w:val="clear" w:color="auto" w:fill="F0F8FA"/>
+            <w:tcBorders>
+              <w:left w:val="single" w:sz="6" w:space="1" w:color="DDDDDD"/>
+              <w:right w:val="single" w:sz="6" w:space="1" w:color="DDDDDD"/>
+              <w:top w:val="single" w:sz="6" w:space="1" w:color="DDDDDD"/>
+              <w:bottom w:val="single" w:sz="6" w:space="1" w:color="DDDDDD"/>
+            </w:tcBorders>
+            <w:tcMar>
+              <w:top w:w="18" w:type="dxa"/>
+              <w:right w:w="78" w:type="dxa"/>
+              <w:bottom w:w="18" w:type="dxa"/>
+              <w:left w:w="78" w:type="dxa"/>
+            </w:tcMar>
+          </w:tcPr>
+          <w:p>
+            <w:pPr>
+              <w:spacing w:line="272" w:lineRule="auto"/>
+            </w:pPr>
+            <w:r/>
+            <w:r>
+              <w:rPr>
+                <w:rFonts w:ascii="Segoe UI" w:hAnsi="Segoe UI" w:eastAsia="Microsoft YaHei" w:cs="Segoe UI"/>
+                <w:b/>
+                <w:color w:val="1A3A5C"/>
+                <w:sz w:val="21"/>
+                <w:shd w:val="clear" w:color="auto" w:fill="F0F8FA"/>
+              </w:rPr>
+              <w:t>变量</w:t>
+            </w:r>
+          </w:p>
+        </w:tc>
+        <w:tc>
+          <w:tcPr>
+            <w:tcW w:type="dxa" w:w="3638"/>
+            <w:shd w:val="clear" w:color="auto" w:fill="F0F8FA"/>
+            <w:tcBorders>
+              <w:left w:val="single" w:sz="6" w:space="1" w:color="DDDDDD"/>
+              <w:right w:val="single" w:sz="6" w:space="1" w:color="DDDDDD"/>
+              <w:top w:val="single" w:sz="6" w:space="1" w:color="DDDDDD"/>
+              <w:bottom w:val="single" w:sz="6" w:space="1" w:color="DDDDDD"/>
+            </w:tcBorders>
+            <w:tcMar>
+              <w:top w:w="18" w:type="dxa"/>
+              <w:right w:w="78" w:type="dxa"/>
+              <w:bottom w:w="18" w:type="dxa"/>
+              <w:left w:w="78" w:type="dxa"/>
+            </w:tcMar>
+          </w:tcPr>
+          <w:p>
+            <w:pPr>
+              <w:spacing w:line="272" w:lineRule="auto"/>
+            </w:pPr>
+            <w:r/>
+            <w:r>
+              <w:rPr>
+                <w:rFonts w:ascii="Segoe UI" w:hAnsi="Segoe UI" w:eastAsia="Microsoft YaHei" w:cs="Segoe UI"/>
+                <w:b/>
+                <w:color w:val="1A3A5C"/>
+                <w:sz w:val="21"/>
+                <w:shd w:val="clear" w:color="auto" w:fill="F0F8FA"/>
+              </w:rPr>
+              <w:t>含义</w:t>
+            </w:r>
+          </w:p>
+        </w:tc>
+      </w:tr>
+      <w:tr>
+        <w:tc>
+          <w:tcPr>
+            <w:tcW w:type="dxa" w:w="5002"/>
+            <w:tcBorders>
+              <w:left w:val="single" w:sz="6" w:space="1" w:color="DDDDDD"/>
+              <w:right w:val="single" w:sz="6" w:space="1" w:color="DDDDDD"/>
+              <w:top w:val="single" w:sz="6" w:space="1" w:color="DDDDDD"/>
+              <w:bottom w:val="single" w:sz="6" w:space="1" w:color="DDDDDD"/>
+            </w:tcBorders>
+            <w:tcMar>
+              <w:top w:w="18" w:type="dxa"/>
+              <w:right w:w="78" w:type="dxa"/>
+              <w:bottom w:w="18" w:type="dxa"/>
+              <w:left w:w="78" w:type="dxa"/>
+            </w:tcMar>
+          </w:tcPr>
+          <w:p>
+            <w:pPr>
+              <w:spacing w:line="272" w:lineRule="auto"/>
+            </w:pPr>
+            <w:r/>
+            <w:r>
+              <w:pict>
+                <v:roundrect style="width:53.58pt;height:17.65pt;v-text-anchor:middle" o:allowincell="t" filled="t" fillcolor="#F5F7F9" stroked="f" arcsize="13%">
+                  <v:textbox inset="0,0,0,0" style="mso-fit-shape-to-text:f">
+                    <w:txbxContent>
+                      <w:p>
+                        <w:pPr>
+                          <w:jc w:val="center"/>
+                          <w:spacing w:before="0" w:after="0"/>
+                        </w:pPr>
+                        <w:r>
+                          <w:rPr>
+                            <w:rFonts w:ascii="Consolas" w:hAnsi="Consolas" w:eastAsia="Microsoft YaHei" w:cs="Consolas"/>
+                            <w:sz w:val="19"/>
+                            <w:szCs w:val="19"/>
+                            <w:color w:val="C7254E"/>
+                          </w:rPr>
+                          <w:t>passRate</w:t>
+                        </w:r>
+                      </w:p>
+                    </w:txbxContent>
+                  </v:textbox>
+                </v:roundrect>
+              </w:pict>
+            </w:r>
+          </w:p>
+        </w:tc>
+        <w:tc>
+          <w:tcPr>
+            <w:tcW w:type="dxa" w:w="3638"/>
+            <w:tcBorders>
+              <w:left w:val="single" w:sz="6" w:space="1" w:color="DDDDDD"/>
+              <w:right w:val="single" w:sz="6" w:space="1" w:color="DDDDDD"/>
+              <w:top w:val="single" w:sz="6" w:space="1" w:color="DDDDDD"/>
+              <w:bottom w:val="single" w:sz="6" w:space="1" w:color="DDDDDD"/>
+            </w:tcBorders>
+            <w:tcMar>
+              <w:top w:w="18" w:type="dxa"/>
+              <w:right w:w="78" w:type="dxa"/>
+              <w:bottom w:w="18" w:type="dxa"/>
+              <w:left w:w="78" w:type="dxa"/>
+            </w:tcMar>
+          </w:tcPr>
+          <w:p>
+            <w:pPr>
+              <w:spacing w:line="272" w:lineRule="auto"/>
+            </w:pPr>
+            <w:r/>
+            <w:r>
+              <w:rPr>
+                <w:rFonts w:ascii="Segoe UI" w:hAnsi="Segoe UI" w:eastAsia="Microsoft YaHei" w:cs="Segoe UI"/>
+                <w:color w:val="2C3E50"/>
+                <w:sz w:val="21"/>
+              </w:rPr>
+              <w:t>通过率（%）</w:t>
+            </w:r>
+          </w:p>
+        </w:tc>
+      </w:tr>
+      <w:tr>
+        <w:tc>
+          <w:tcPr>
+            <w:tcW w:type="dxa" w:w="5002"/>
+            <w:tcBorders>
+              <w:left w:val="single" w:sz="6" w:space="1" w:color="DDDDDD"/>
+              <w:right w:val="single" w:sz="6" w:space="1" w:color="DDDDDD"/>
+              <w:top w:val="single" w:sz="6" w:space="1" w:color="DDDDDD"/>
+              <w:bottom w:val="single" w:sz="6" w:space="1" w:color="DDDDDD"/>
+            </w:tcBorders>
+            <w:tcMar>
+              <w:top w:w="18" w:type="dxa"/>
+              <w:right w:w="78" w:type="dxa"/>
+              <w:bottom w:w="18" w:type="dxa"/>
+              <w:left w:w="78" w:type="dxa"/>
+            </w:tcMar>
+          </w:tcPr>
+          <w:p>
+            <w:pPr>
+              <w:spacing w:line="272" w:lineRule="auto"/>
+            </w:pPr>
+            <w:r/>
+            <w:r>
+              <w:pict>
+                <v:roundrect style="width:64.22pt;height:17.65pt;v-text-anchor:middle" o:allowincell="t" filled="t" fillcolor="#F5F7F9" stroked="f" arcsize="13%">
+                  <v:textbox inset="0,0,0,0" style="mso-fit-shape-to-text:f">
+                    <w:txbxContent>
+                      <w:p>
+                        <w:pPr>
+                          <w:jc w:val="center"/>
+                          <w:spacing w:before="0" w:after="0"/>
+                        </w:pPr>
+                        <w:r>
+                          <w:rPr>
+                            <w:rFonts w:ascii="Consolas" w:hAnsi="Consolas" w:eastAsia="Microsoft YaHei" w:cs="Consolas"/>
+                            <w:sz w:val="19"/>
+                            <w:szCs w:val="19"/>
+                            <w:color w:val="C7254E"/>
+                          </w:rPr>
+                          <w:t>totalTests</w:t>
+                        </w:r>
+                      </w:p>
+                    </w:txbxContent>
+                  </v:textbox>
+                </v:roundrect>
+              </w:pict>
+            </w:r>
+          </w:p>
+        </w:tc>
+        <w:tc>
+          <w:tcPr>
+            <w:tcW w:type="dxa" w:w="3638"/>
+            <w:tcBorders>
+              <w:left w:val="single" w:sz="6" w:space="1" w:color="DDDDDD"/>
+              <w:right w:val="single" w:sz="6" w:space="1" w:color="DDDDDD"/>
+              <w:top w:val="single" w:sz="6" w:space="1" w:color="DDDDDD"/>
+              <w:bottom w:val="single" w:sz="6" w:space="1" w:color="DDDDDD"/>
+            </w:tcBorders>
+            <w:tcMar>
+              <w:top w:w="18" w:type="dxa"/>
+              <w:right w:w="78" w:type="dxa"/>
+              <w:bottom w:w="18" w:type="dxa"/>
+              <w:left w:w="78" w:type="dxa"/>
+            </w:tcMar>
+          </w:tcPr>
+          <w:p>
+            <w:pPr>
+              <w:spacing w:line="272" w:lineRule="auto"/>
+            </w:pPr>
+            <w:r/>
+            <w:r>
+              <w:rPr>
+                <w:rFonts w:ascii="Segoe UI" w:hAnsi="Segoe UI" w:eastAsia="Microsoft YaHei" w:cs="Segoe UI"/>
+                <w:color w:val="2C3E50"/>
+                <w:sz w:val="21"/>
+              </w:rPr>
+              <w:t>测试用例总数</w:t>
+            </w:r>
+          </w:p>
+        </w:tc>
+      </w:tr>
+      <w:tr>
+        <w:tc>
+          <w:tcPr>
+            <w:tcW w:type="dxa" w:w="5002"/>
+            <w:tcBorders>
+              <w:left w:val="single" w:sz="6" w:space="1" w:color="DDDDDD"/>
+              <w:right w:val="single" w:sz="6" w:space="1" w:color="DDDDDD"/>
+              <w:top w:val="single" w:sz="6" w:space="1" w:color="DDDDDD"/>
+              <w:bottom w:val="single" w:sz="6" w:space="1" w:color="DDDDDD"/>
+            </w:tcBorders>
+            <w:tcMar>
+              <w:top w:w="18" w:type="dxa"/>
+              <w:right w:w="78" w:type="dxa"/>
+              <w:bottom w:w="18" w:type="dxa"/>
+              <w:left w:w="78" w:type="dxa"/>
+            </w:tcMar>
+          </w:tcPr>
+          <w:p>
+            <w:pPr>
+              <w:spacing w:line="272" w:lineRule="auto"/>
+            </w:pPr>
+            <w:r/>
+            <w:r>
+              <w:pict>
+                <v:roundrect style="width:69.54pt;height:17.65pt;v-text-anchor:middle" o:allowincell="t" filled="t" fillcolor="#F5F7F9" stroked="f" arcsize="13%">
+                  <v:textbox inset="0,0,0,0" style="mso-fit-shape-to-text:f">
+                    <w:txbxContent>
+                      <w:p>
+                        <w:pPr>
+                          <w:jc w:val="center"/>
+                          <w:spacing w:before="0" w:after="0"/>
+                        </w:pPr>
+                        <w:r>
+                          <w:rPr>
+                            <w:rFonts w:ascii="Consolas" w:hAnsi="Consolas" w:eastAsia="Microsoft YaHei" w:cs="Consolas"/>
+                            <w:sz w:val="19"/>
+                            <w:szCs w:val="19"/>
+                            <w:color w:val="C7254E"/>
+                          </w:rPr>
+                          <w:t>passedTests</w:t>
+                        </w:r>
+                      </w:p>
+                    </w:txbxContent>
+                  </v:textbox>
+                </v:roundrect>
+              </w:pict>
+            </w:r>
+          </w:p>
+        </w:tc>
+        <w:tc>
+          <w:tcPr>
+            <w:tcW w:type="dxa" w:w="3638"/>
+            <w:tcBorders>
+              <w:left w:val="single" w:sz="6" w:space="1" w:color="DDDDDD"/>
+              <w:right w:val="single" w:sz="6" w:space="1" w:color="DDDDDD"/>
+              <w:top w:val="single" w:sz="6" w:space="1" w:color="DDDDDD"/>
+              <w:bottom w:val="single" w:sz="6" w:space="1" w:color="DDDDDD"/>
+            </w:tcBorders>
+            <w:tcMar>
+              <w:top w:w="18" w:type="dxa"/>
+              <w:right w:w="78" w:type="dxa"/>
+              <w:bottom w:w="18" w:type="dxa"/>
+              <w:left w:w="78" w:type="dxa"/>
+            </w:tcMar>
+          </w:tcPr>
+          <w:p>
+            <w:pPr>
+              <w:spacing w:line="272" w:lineRule="auto"/>
+            </w:pPr>
+            <w:r/>
+            <w:r>
+              <w:rPr>
+                <w:rFonts w:ascii="Segoe UI" w:hAnsi="Segoe UI" w:eastAsia="Microsoft YaHei" w:cs="Segoe UI"/>
+                <w:color w:val="2C3E50"/>
+                <w:sz w:val="21"/>
+              </w:rPr>
+              <w:t>通过的测试用例数</w:t>
+            </w:r>
+          </w:p>
+        </w:tc>
+      </w:tr>
+      <w:tr>
+        <w:tc>
+          <w:tcPr>
+            <w:tcW w:type="dxa" w:w="5002"/>
+            <w:tcBorders>
+              <w:left w:val="single" w:sz="6" w:space="1" w:color="DDDDDD"/>
+              <w:right w:val="single" w:sz="6" w:space="1" w:color="DDDDDD"/>
+              <w:top w:val="single" w:sz="6" w:space="1" w:color="DDDDDD"/>
+              <w:bottom w:val="single" w:sz="6" w:space="1" w:color="DDDDDD"/>
+            </w:tcBorders>
+            <w:tcMar>
+              <w:top w:w="18" w:type="dxa"/>
+              <w:right w:w="78" w:type="dxa"/>
+              <w:bottom w:w="18" w:type="dxa"/>
+              <w:left w:w="78" w:type="dxa"/>
+            </w:tcMar>
+          </w:tcPr>
+          <w:p>
+            <w:pPr>
+              <w:spacing w:line="272" w:lineRule="auto"/>
+            </w:pPr>
+            <w:r/>
+            <w:r>
+              <w:pict>
+                <v:roundrect style="width:69.54pt;height:17.65pt;v-text-anchor:middle" o:allowincell="t" filled="t" fillcolor="#F5F7F9" stroked="f" arcsize="13%">
+                  <v:textbox inset="0,0,0,0" style="mso-fit-shape-to-text:f">
+                    <w:txbxContent>
+                      <w:p>
+                        <w:pPr>
+                          <w:jc w:val="center"/>
+                          <w:spacing w:before="0" w:after="0"/>
+                        </w:pPr>
+                        <w:r>
+                          <w:rPr>
+                            <w:rFonts w:ascii="Consolas" w:hAnsi="Consolas" w:eastAsia="Microsoft YaHei" w:cs="Consolas"/>
+                            <w:sz w:val="19"/>
+                            <w:szCs w:val="19"/>
+                            <w:color w:val="C7254E"/>
+                          </w:rPr>
+                          <w:t>failedTests</w:t>
+                        </w:r>
+                      </w:p>
+                    </w:txbxContent>
+                  </v:textbox>
+                </v:roundrect>
+              </w:pict>
+            </w:r>
+          </w:p>
+        </w:tc>
+        <w:tc>
+          <w:tcPr>
+            <w:tcW w:type="dxa" w:w="3638"/>
+            <w:tcBorders>
+              <w:left w:val="single" w:sz="6" w:space="1" w:color="DDDDDD"/>
+              <w:right w:val="single" w:sz="6" w:space="1" w:color="DDDDDD"/>
+              <w:top w:val="single" w:sz="6" w:space="1" w:color="DDDDDD"/>
+              <w:bottom w:val="single" w:sz="6" w:space="1" w:color="DDDDDD"/>
+            </w:tcBorders>
+            <w:tcMar>
+              <w:top w:w="18" w:type="dxa"/>
+              <w:right w:w="78" w:type="dxa"/>
+              <w:bottom w:w="18" w:type="dxa"/>
+              <w:left w:w="78" w:type="dxa"/>
+            </w:tcMar>
+          </w:tcPr>
+          <w:p>
+            <w:pPr>
+              <w:spacing w:line="272" w:lineRule="auto"/>
+            </w:pPr>
+            <w:r/>
+            <w:r>
+              <w:rPr>
+                <w:rFonts w:ascii="Segoe UI" w:hAnsi="Segoe UI" w:eastAsia="Microsoft YaHei" w:cs="Segoe UI"/>
+                <w:color w:val="2C3E50"/>
+                <w:sz w:val="21"/>
+              </w:rPr>
+              <w:t>失败的测试用例数</w:t>
+            </w:r>
+          </w:p>
+        </w:tc>
+      </w:tr>
+    </w:tbl>
     <w:p>
       <w:pPr>
         <w:spacing w:before="60" w:after="60" w:line="272" w:lineRule="auto"/>
@@ -5845,7 +6275,73 @@
                 <w:color w:val="0E7490"/>
                 <w:sz w:val="22"/>
               </w:rPr>
-              <w:t>变量说明：修复前总测试用例 N=1101，失败 f=7 个（分布在 6 个文件，</w:t>
+              <w:t xml:space="preserve">变量说明：修复前 </w:t>
+            </w:r>
+            <w:r>
+              <w:pict>
+                <v:roundrect style="width:89.87pt;height:17.65pt;v-text-anchor:middle" o:allowincell="t" filled="t" fillcolor="#F5F7F9" stroked="f" arcsize="13%">
+                  <v:textbox inset="0,0,0,0" style="mso-fit-shape-to-text:f">
+                    <w:txbxContent>
+                      <w:p>
+                        <w:pPr>
+                          <w:jc w:val="center"/>
+                          <w:spacing w:before="0" w:after="0"/>
+                        </w:pPr>
+                        <w:r>
+                          <w:rPr>
+                            <w:rFonts w:ascii="Consolas" w:hAnsi="Consolas" w:eastAsia="Microsoft YaHei" w:cs="Consolas"/>
+                            <w:sz w:val="19"/>
+                            <w:szCs w:val="19"/>
+                            <w:color w:val="C7254E"/>
+                          </w:rPr>
+                          <w:t>totalTests=1101</w:t>
+                        </w:r>
+                      </w:p>
+                    </w:txbxContent>
+                  </v:textbox>
+                </v:roundrect>
+              </w:pict>
+            </w:r>
+            <w:r>
+              <w:rPr>
+                <w:rFonts w:ascii="Segoe UI" w:hAnsi="Segoe UI" w:eastAsia="Microsoft YaHei" w:cs="Segoe UI"/>
+                <w:color w:val="0E7490"/>
+                <w:sz w:val="22"/>
+              </w:rPr>
+              <w:t>，</w:t>
+            </w:r>
+            <w:r>
+              <w:pict>
+                <v:roundrect style="width:78.66pt;height:17.65pt;v-text-anchor:middle" o:allowincell="t" filled="t" fillcolor="#F5F7F9" stroked="f" arcsize="13%">
+                  <v:textbox inset="0,0,0,0" style="mso-fit-shape-to-text:f">
+                    <w:txbxContent>
+                      <w:p>
+                        <w:pPr>
+                          <w:jc w:val="center"/>
+                          <w:spacing w:before="0" w:after="0"/>
+                        </w:pPr>
+                        <w:r>
+                          <w:rPr>
+                            <w:rFonts w:ascii="Consolas" w:hAnsi="Consolas" w:eastAsia="Microsoft YaHei" w:cs="Consolas"/>
+                            <w:sz w:val="19"/>
+                            <w:szCs w:val="19"/>
+                            <w:color w:val="C7254E"/>
+                          </w:rPr>
+                          <w:t>failedTests=7</w:t>
+                        </w:r>
+                      </w:p>
+                    </w:txbxContent>
+                  </v:textbox>
+                </v:roundrect>
+              </w:pict>
+            </w:r>
+            <w:r>
+              <w:rPr>
+                <w:rFonts w:ascii="Segoe UI" w:hAnsi="Segoe UI" w:eastAsia="Microsoft YaHei" w:cs="Segoe UI"/>
+                <w:color w:val="0E7490"/>
+                <w:sz w:val="22"/>
+              </w:rPr>
+              <w:t xml:space="preserve"> 个（分布在 6 个文件，</w:t>
             </w:r>
             <w:r>
               <w:pict>
@@ -5878,7 +6374,139 @@
                 <w:color w:val="0E7490"/>
                 <w:sz w:val="22"/>
               </w:rPr>
-              <w:t xml:space="preserve"> 有 2 个失败），故通过数 N−f=1094，文件通过数 63−6=57。修复后 f=0，通过数 = 总数 = 1101，文件全部 63 个通过。</w:t>
+              <w:t xml:space="preserve"> 有 2 个失败），故 </w:t>
+            </w:r>
+            <w:r>
+              <w:pict>
+                <v:roundrect style="width:131.67pt;height:17.65pt;v-text-anchor:middle" o:allowincell="t" filled="t" fillcolor="#F5F7F9" stroked="f" arcsize="13%">
+                  <v:textbox inset="0,0,0,0" style="mso-fit-shape-to-text:f">
+                    <w:txbxContent>
+                      <w:p>
+                        <w:pPr>
+                          <w:jc w:val="center"/>
+                          <w:spacing w:before="0" w:after="0"/>
+                        </w:pPr>
+                        <w:r>
+                          <w:rPr>
+                            <w:rFonts w:ascii="Consolas" w:hAnsi="Consolas" w:eastAsia="Microsoft YaHei" w:cs="Consolas"/>
+                            <w:sz w:val="19"/>
+                            <w:szCs w:val="19"/>
+                            <w:color w:val="C7254E"/>
+                          </w:rPr>
+                          <w:t>passedTests=1101−7=1094</w:t>
+                        </w:r>
+                      </w:p>
+                    </w:txbxContent>
+                  </v:textbox>
+                </v:roundrect>
+              </w:pict>
+            </w:r>
+            <w:r>
+              <w:rPr>
+                <w:rFonts w:ascii="Segoe UI" w:hAnsi="Segoe UI" w:eastAsia="Microsoft YaHei" w:cs="Segoe UI"/>
+                <w:color w:val="0E7490"/>
+                <w:sz w:val="22"/>
+              </w:rPr>
+              <w:t xml:space="preserve">，文件通过数 </w:t>
+            </w:r>
+            <w:r>
+              <w:pict>
+                <v:roundrect style="width:45.98pt;height:17.65pt;v-text-anchor:middle" o:allowincell="t" filled="t" fillcolor="#F5F7F9" stroked="f" arcsize="13%">
+                  <v:textbox inset="0,0,0,0" style="mso-fit-shape-to-text:f">
+                    <w:txbxContent>
+                      <w:p>
+                        <w:pPr>
+                          <w:jc w:val="center"/>
+                          <w:spacing w:before="0" w:after="0"/>
+                        </w:pPr>
+                        <w:r>
+                          <w:rPr>
+                            <w:rFonts w:ascii="Consolas" w:hAnsi="Consolas" w:eastAsia="Microsoft YaHei" w:cs="Consolas"/>
+                            <w:sz w:val="19"/>
+                            <w:szCs w:val="19"/>
+                            <w:color w:val="C7254E"/>
+                          </w:rPr>
+                          <w:t>63−6=57</w:t>
+                        </w:r>
+                      </w:p>
+                    </w:txbxContent>
+                  </v:textbox>
+                </v:roundrect>
+              </w:pict>
+            </w:r>
+            <w:r>
+              <w:rPr>
+                <w:rFonts w:ascii="Segoe UI" w:hAnsi="Segoe UI" w:eastAsia="Microsoft YaHei" w:cs="Segoe UI"/>
+                <w:color w:val="0E7490"/>
+                <w:sz w:val="22"/>
+              </w:rPr>
+              <w:t xml:space="preserve">。修复后 </w:t>
+            </w:r>
+            <w:r>
+              <w:pict>
+                <v:roundrect style="width:78.66pt;height:17.65pt;v-text-anchor:middle" o:allowincell="t" filled="t" fillcolor="#F5F7F9" stroked="f" arcsize="13%">
+                  <v:textbox inset="0,0,0,0" style="mso-fit-shape-to-text:f">
+                    <w:txbxContent>
+                      <w:p>
+                        <w:pPr>
+                          <w:jc w:val="center"/>
+                          <w:spacing w:before="0" w:after="0"/>
+                        </w:pPr>
+                        <w:r>
+                          <w:rPr>
+                            <w:rFonts w:ascii="Consolas" w:hAnsi="Consolas" w:eastAsia="Microsoft YaHei" w:cs="Consolas"/>
+                            <w:sz w:val="19"/>
+                            <w:szCs w:val="19"/>
+                            <w:color w:val="C7254E"/>
+                          </w:rPr>
+                          <w:t>failedTests=0</w:t>
+                        </w:r>
+                      </w:p>
+                    </w:txbxContent>
+                  </v:textbox>
+                </v:roundrect>
+              </w:pict>
+            </w:r>
+            <w:r>
+              <w:rPr>
+                <w:rFonts w:ascii="Segoe UI" w:hAnsi="Segoe UI" w:eastAsia="Microsoft YaHei" w:cs="Segoe UI"/>
+                <w:color w:val="0E7490"/>
+                <w:sz w:val="22"/>
+              </w:rPr>
+              <w:t>，</w:t>
+            </w:r>
+            <w:r>
+              <w:pict>
+                <v:roundrect style="width:153.52pt;height:17.65pt;v-text-anchor:middle" o:allowincell="t" filled="t" fillcolor="#F5F7F9" stroked="f" arcsize="13%">
+                  <v:textbox inset="0,0,0,0" style="mso-fit-shape-to-text:f">
+                    <w:txbxContent>
+                      <w:p>
+                        <w:pPr>
+                          <w:jc w:val="center"/>
+                          <w:spacing w:before="0" w:after="0"/>
+                        </w:pPr>
+                        <w:r>
+                          <w:rPr>
+                            <w:rFonts w:ascii="Consolas" w:hAnsi="Consolas" w:eastAsia="Microsoft YaHei" w:cs="Consolas"/>
+                            <w:sz w:val="19"/>
+                            <w:szCs w:val="19"/>
+                            <w:color w:val="C7254E"/>
+                          </w:rPr>
+                          <w:t>passedTests=totalTests=1101</w:t>
+                        </w:r>
+                      </w:p>
+                    </w:txbxContent>
+                  </v:textbox>
+                </v:roundrect>
+              </w:pict>
+            </w:r>
+            <w:r>
+              <w:rPr>
+                <w:rFonts w:ascii="Segoe UI" w:hAnsi="Segoe UI" w:eastAsia="Microsoft YaHei" w:cs="Segoe UI"/>
+                <w:color w:val="0E7490"/>
+                <w:sz w:val="22"/>
+              </w:rPr>
+              <w:t>，文件全部 63 个通过。</w:t>
             </w:r>
           </w:p>
         </w:tc>

--- a/docs/开发文档汇编.docx
+++ b/docs/开发文档汇编.docx
@@ -5468,6 +5468,135 @@
           <w:color w:val="2C3E50"/>
           <w:sz w:val="22"/>
         </w:rPr>
+        <w:t>公式注释说明：</w:t>
+      </w:r>
+    </w:p>
+    <w:p>
+      <w:pPr>
+        <w:spacing w:line="240" w:lineRule="auto"/>
+        <w:ind w:left="454" w:firstLine="180"/>
+        <w:shd w:val="clear" w:color="auto" w:fill="F8F9FA"/>
+        <w:pBdr>
+          <w:left w:val="single" w:sz="24" w:space="1" w:color="06B6D4"/>
+          <w:right w:val="single" w:sz="6" w:space="1" w:color="E0E4E8"/>
+          <w:top w:val="single" w:sz="6" w:space="1" w:color="E0E4E8"/>
+          <w:bottom w:val="single" w:sz="6" w:space="1" w:color="E0E4E8"/>
+        </w:pBdr>
+      </w:pPr>
+      <w:r>
+        <w:br/>
+      </w:r>
+      <w:r>
+        <w:rPr>
+          <w:rFonts w:ascii="Consolas" w:hAnsi="Consolas" w:eastAsia="Microsoft YaHei" w:cs="Consolas"/>
+          <w:color w:val="2C3E50"/>
+          <w:sz w:val="18"/>
+          <w:shd w:val="clear" w:color="auto" w:fill="F8F9FA"/>
+        </w:rPr>
+        <w:t>passRate          // 通过率，即通过测试占总测试的百分比（%），数值越高说明质量越可靠</w:t>
+      </w:r>
+      <w:r>
+        <w:br/>
+      </w:r>
+      <w:r>
+        <w:rPr>
+          <w:rFonts w:ascii="Consolas" w:hAnsi="Consolas" w:eastAsia="Microsoft YaHei" w:cs="Consolas"/>
+          <w:color w:val="2C3E50"/>
+          <w:sz w:val="18"/>
+          <w:shd w:val="clear" w:color="auto" w:fill="F8F9FA"/>
+        </w:rPr>
+        <w:t>=                 // 赋值运算符：左侧为计算结果，右侧为计算表达式</w:t>
+      </w:r>
+      <w:r>
+        <w:br/>
+      </w:r>
+      <w:r>
+        <w:rPr>
+          <w:rFonts w:ascii="Consolas" w:hAnsi="Consolas" w:eastAsia="Microsoft YaHei" w:cs="Consolas"/>
+          <w:color w:val="2C3E50"/>
+          <w:sz w:val="18"/>
+          <w:shd w:val="clear" w:color="auto" w:fill="F8F9FA"/>
+        </w:rPr>
+        <w:t>(passedTests      // 通过的测试用例数：即 totalTests 中未失败的用例数量</w:t>
+      </w:r>
+      <w:r>
+        <w:br/>
+      </w:r>
+      <w:r>
+        <w:rPr>
+          <w:rFonts w:ascii="Consolas" w:hAnsi="Consolas" w:eastAsia="Microsoft YaHei" w:cs="Consolas"/>
+          <w:color w:val="2C3E50"/>
+          <w:sz w:val="18"/>
+          <w:shd w:val="clear" w:color="auto" w:fill="F8F9FA"/>
+        </w:rPr>
+        <w:t xml:space="preserve"> / totalTests)    // 测试用例总数：本次全量回归运行的全部用例数（含通过的与失败的）</w:t>
+      </w:r>
+      <w:r>
+        <w:br/>
+      </w:r>
+      <w:r>
+        <w:rPr>
+          <w:rFonts w:ascii="Consolas" w:hAnsi="Consolas" w:eastAsia="Microsoft YaHei" w:cs="Consolas"/>
+          <w:color w:val="2C3E50"/>
+          <w:sz w:val="18"/>
+          <w:shd w:val="clear" w:color="auto" w:fill="F8F9FA"/>
+        </w:rPr>
+        <w:t>× 100%            // 将比率转换为百分比形式，便于直观比较</w:t>
+      </w:r>
+      <w:r>
+        <w:br/>
+      </w:r>
+      <w:r>
+        <w:br/>
+      </w:r>
+      <w:r>
+        <w:rPr>
+          <w:rFonts w:ascii="Consolas" w:hAnsi="Consolas" w:eastAsia="Microsoft YaHei" w:cs="Consolas"/>
+          <w:color w:val="2C3E50"/>
+          <w:sz w:val="18"/>
+          <w:shd w:val="clear" w:color="auto" w:fill="F8F9FA"/>
+        </w:rPr>
+        <w:t>passedTests       // 通过的测试用例数</w:t>
+      </w:r>
+      <w:r>
+        <w:br/>
+      </w:r>
+      <w:r>
+        <w:rPr>
+          <w:rFonts w:ascii="Consolas" w:hAnsi="Consolas" w:eastAsia="Microsoft YaHei" w:cs="Consolas"/>
+          <w:color w:val="2C3E50"/>
+          <w:sz w:val="18"/>
+          <w:shd w:val="clear" w:color="auto" w:fill="F8F9FA"/>
+        </w:rPr>
+        <w:t>= totalTests      // 由总测试用例数出发</w:t>
+      </w:r>
+      <w:r>
+        <w:br/>
+      </w:r>
+      <w:r>
+        <w:rPr>
+          <w:rFonts w:ascii="Consolas" w:hAnsi="Consolas" w:eastAsia="Microsoft YaHei" w:cs="Consolas"/>
+          <w:color w:val="2C3E50"/>
+          <w:sz w:val="18"/>
+          <w:shd w:val="clear" w:color="auto" w:fill="F8F9FA"/>
+        </w:rPr>
+        <w:t>- failedTests     // 减去失败的测试用例数（failedTests ≥ 0）</w:t>
+      </w:r>
+      <w:r>
+        <w:br/>
+      </w:r>
+    </w:p>
+    <w:p>
+      <w:pPr>
+        <w:spacing w:before="60" w:after="60" w:line="272" w:lineRule="auto"/>
+      </w:pPr>
+      <w:r>
+        <w:rPr>
+          <w:rFonts w:ascii="Segoe UI" w:hAnsi="Segoe UI" w:eastAsia="Microsoft YaHei" w:cs="Segoe UI"/>
+          <w:b/>
+          <w:color w:val="2C3E50"/>
+          <w:sz w:val="22"/>
+        </w:rPr>
         <w:t>变量定义（遵循 camelCase 命名规范）：</w:t>
       </w:r>
     </w:p>

--- a/docs/开发文档汇编.docx
+++ b/docs/开发文档汇编.docx
@@ -5429,6 +5429,7 @@
       <w:r>
         <w:br/>
       </w:r>
+      <w:commentRangeStart w:id="0"/>
       <w:r>
         <w:rPr>
           <w:rFonts w:ascii="Consolas" w:hAnsi="Consolas" w:eastAsia="Microsoft YaHei" w:cs="Consolas"/>
@@ -5436,14 +5437,9 @@
           <w:sz w:val="18"/>
           <w:shd w:val="clear" w:color="auto" w:fill="F8F9FA"/>
         </w:rPr>
-        <w:t>passRate = (passedTests / totalTests) × 100%</w:t>
-      </w:r>
-      <w:r>
-        <w:br/>
-      </w:r>
-      <w:r>
-        <w:br/>
-      </w:r>
+        <w:t xml:space="preserve">passRate </w:t>
+      </w:r>
+      <w:commentRangeEnd w:id="0"/>
       <w:r>
         <w:rPr>
           <w:rFonts w:ascii="Consolas" w:hAnsi="Consolas" w:eastAsia="Microsoft YaHei" w:cs="Consolas"/>
@@ -5451,7 +5447,111 @@
           <w:sz w:val="18"/>
           <w:shd w:val="clear" w:color="auto" w:fill="F8F9FA"/>
         </w:rPr>
-        <w:t>passedTests = totalTests - failedTests</w:t>
+        <w:commentReference w:id="0"/>
+      </w:r>
+      <w:r>
+        <w:rPr>
+          <w:rFonts w:ascii="Consolas" w:hAnsi="Consolas" w:eastAsia="Microsoft YaHei" w:cs="Consolas"/>
+          <w:color w:val="2C3E50"/>
+          <w:sz w:val="18"/>
+          <w:shd w:val="clear" w:color="auto" w:fill="F8F9FA"/>
+        </w:rPr>
+        <w:t xml:space="preserve">= (</w:t>
+      </w:r>
+      <w:commentRangeStart w:id="1"/>
+      <w:r>
+        <w:rPr>
+          <w:rFonts w:ascii="Consolas" w:hAnsi="Consolas" w:eastAsia="Microsoft YaHei" w:cs="Consolas"/>
+          <w:color w:val="2C3E50"/>
+          <w:sz w:val="18"/>
+          <w:shd w:val="clear" w:color="auto" w:fill="F8F9FA"/>
+        </w:rPr>
+        <w:t xml:space="preserve">passedTests </w:t>
+      </w:r>
+      <w:commentRangeEnd w:id="1"/>
+      <w:r>
+        <w:rPr>
+          <w:rFonts w:ascii="Consolas" w:hAnsi="Consolas" w:eastAsia="Microsoft YaHei" w:cs="Consolas"/>
+          <w:color w:val="2C3E50"/>
+          <w:sz w:val="18"/>
+          <w:shd w:val="clear" w:color="auto" w:fill="F8F9FA"/>
+        </w:rPr>
+        <w:commentReference w:id="1"/>
+      </w:r>
+      <w:r>
+        <w:rPr>
+          <w:rFonts w:ascii="Consolas" w:hAnsi="Consolas" w:eastAsia="Microsoft YaHei" w:cs="Consolas"/>
+          <w:color w:val="2C3E50"/>
+          <w:sz w:val="18"/>
+          <w:shd w:val="clear" w:color="auto" w:fill="F8F9FA"/>
+        </w:rPr>
+        <w:t xml:space="preserve">/ </w:t>
+      </w:r>
+      <w:commentRangeStart w:id="2"/>
+      <w:r>
+        <w:rPr>
+          <w:rFonts w:ascii="Consolas" w:hAnsi="Consolas" w:eastAsia="Microsoft YaHei" w:cs="Consolas"/>
+          <w:color w:val="2C3E50"/>
+          <w:sz w:val="18"/>
+          <w:shd w:val="clear" w:color="auto" w:fill="F8F9FA"/>
+        </w:rPr>
+        <w:t xml:space="preserve">totalTests</w:t>
+      </w:r>
+      <w:commentRangeEnd w:id="2"/>
+      <w:r>
+        <w:rPr>
+          <w:rFonts w:ascii="Consolas" w:hAnsi="Consolas" w:eastAsia="Microsoft YaHei" w:cs="Consolas"/>
+          <w:color w:val="2C3E50"/>
+          <w:sz w:val="18"/>
+          <w:shd w:val="clear" w:color="auto" w:fill="F8F9FA"/>
+        </w:rPr>
+        <w:commentReference w:id="2"/>
+      </w:r>
+      <w:commentRangeStart w:id="3"/>
+      <w:r>
+        <w:rPr>
+          <w:rFonts w:ascii="Consolas" w:hAnsi="Consolas" w:eastAsia="Microsoft YaHei" w:cs="Consolas"/>
+          <w:color w:val="2C3E50"/>
+          <w:sz w:val="18"/>
+          <w:shd w:val="clear" w:color="auto" w:fill="F8F9FA"/>
+        </w:rPr>
+        <w:t xml:space="preserve">) × 100%</w:t>
+      </w:r>
+      <w:commentRangeEnd w:id="3"/>
+      <w:r>
+        <w:rPr>
+          <w:rFonts w:ascii="Consolas" w:hAnsi="Consolas" w:eastAsia="Microsoft YaHei" w:cs="Consolas"/>
+          <w:color w:val="2C3E50"/>
+          <w:sz w:val="18"/>
+          <w:shd w:val="clear" w:color="auto" w:fill="F8F9FA"/>
+        </w:rPr>
+        <w:commentReference w:id="3"/>
+      </w:r>
+      <w:r>
+        <w:br/>
+      </w:r>
+      <w:r>
+        <w:br/>
+      </w:r>
+      <w:commentRangeStart w:id="4"/>
+      <w:r>
+        <w:rPr>
+          <w:rFonts w:ascii="Consolas" w:hAnsi="Consolas" w:eastAsia="Microsoft YaHei" w:cs="Consolas"/>
+          <w:color w:val="2C3E50"/>
+          <w:sz w:val="18"/>
+          <w:shd w:val="clear" w:color="auto" w:fill="F8F9FA"/>
+        </w:rPr>
+        <w:t xml:space="preserve">passedTests = totalTests - failedTests</w:t>
+      </w:r>
+      <w:commentRangeEnd w:id="4"/>
+      <w:r>
+        <w:rPr>
+          <w:rFonts w:ascii="Consolas" w:hAnsi="Consolas" w:eastAsia="Microsoft YaHei" w:cs="Consolas"/>
+          <w:color w:val="2C3E50"/>
+          <w:sz w:val="18"/>
+          <w:shd w:val="clear" w:color="auto" w:fill="F8F9FA"/>
+        </w:rPr>
+        <w:commentReference w:id="4"/>
       </w:r>
       <w:r>
         <w:br/>
@@ -5469,121 +5569,6 @@
           <w:sz w:val="22"/>
         </w:rPr>
         <w:t>公式注释说明：</w:t>
-      </w:r>
-    </w:p>
-    <w:p>
-      <w:pPr>
-        <w:spacing w:line="240" w:lineRule="auto"/>
-        <w:ind w:left="454" w:firstLine="180"/>
-        <w:shd w:val="clear" w:color="auto" w:fill="F8F9FA"/>
-        <w:pBdr>
-          <w:left w:val="single" w:sz="24" w:space="1" w:color="06B6D4"/>
-          <w:right w:val="single" w:sz="6" w:space="1" w:color="E0E4E8"/>
-          <w:top w:val="single" w:sz="6" w:space="1" w:color="E0E4E8"/>
-          <w:bottom w:val="single" w:sz="6" w:space="1" w:color="E0E4E8"/>
-        </w:pBdr>
-      </w:pPr>
-      <w:r>
-        <w:br/>
-      </w:r>
-      <w:r>
-        <w:rPr>
-          <w:rFonts w:ascii="Consolas" w:hAnsi="Consolas" w:eastAsia="Microsoft YaHei" w:cs="Consolas"/>
-          <w:color w:val="2C3E50"/>
-          <w:sz w:val="18"/>
-          <w:shd w:val="clear" w:color="auto" w:fill="F8F9FA"/>
-        </w:rPr>
-        <w:t>passRate          // 通过率，即通过测试占总测试的百分比（%），数值越高说明质量越可靠</w:t>
-      </w:r>
-      <w:r>
-        <w:br/>
-      </w:r>
-      <w:r>
-        <w:rPr>
-          <w:rFonts w:ascii="Consolas" w:hAnsi="Consolas" w:eastAsia="Microsoft YaHei" w:cs="Consolas"/>
-          <w:color w:val="2C3E50"/>
-          <w:sz w:val="18"/>
-          <w:shd w:val="clear" w:color="auto" w:fill="F8F9FA"/>
-        </w:rPr>
-        <w:t>=                 // 赋值运算符：左侧为计算结果，右侧为计算表达式</w:t>
-      </w:r>
-      <w:r>
-        <w:br/>
-      </w:r>
-      <w:r>
-        <w:rPr>
-          <w:rFonts w:ascii="Consolas" w:hAnsi="Consolas" w:eastAsia="Microsoft YaHei" w:cs="Consolas"/>
-          <w:color w:val="2C3E50"/>
-          <w:sz w:val="18"/>
-          <w:shd w:val="clear" w:color="auto" w:fill="F8F9FA"/>
-        </w:rPr>
-        <w:t>(passedTests      // 通过的测试用例数：即 totalTests 中未失败的用例数量</w:t>
-      </w:r>
-      <w:r>
-        <w:br/>
-      </w:r>
-      <w:r>
-        <w:rPr>
-          <w:rFonts w:ascii="Consolas" w:hAnsi="Consolas" w:eastAsia="Microsoft YaHei" w:cs="Consolas"/>
-          <w:color w:val="2C3E50"/>
-          <w:sz w:val="18"/>
-          <w:shd w:val="clear" w:color="auto" w:fill="F8F9FA"/>
-        </w:rPr>
-        <w:t xml:space="preserve"> / totalTests)    // 测试用例总数：本次全量回归运行的全部用例数（含通过的与失败的）</w:t>
-      </w:r>
-      <w:r>
-        <w:br/>
-      </w:r>
-      <w:r>
-        <w:rPr>
-          <w:rFonts w:ascii="Consolas" w:hAnsi="Consolas" w:eastAsia="Microsoft YaHei" w:cs="Consolas"/>
-          <w:color w:val="2C3E50"/>
-          <w:sz w:val="18"/>
-          <w:shd w:val="clear" w:color="auto" w:fill="F8F9FA"/>
-        </w:rPr>
-        <w:t>× 100%            // 将比率转换为百分比形式，便于直观比较</w:t>
-      </w:r>
-      <w:r>
-        <w:br/>
-      </w:r>
-      <w:r>
-        <w:br/>
-      </w:r>
-      <w:r>
-        <w:rPr>
-          <w:rFonts w:ascii="Consolas" w:hAnsi="Consolas" w:eastAsia="Microsoft YaHei" w:cs="Consolas"/>
-          <w:color w:val="2C3E50"/>
-          <w:sz w:val="18"/>
-          <w:shd w:val="clear" w:color="auto" w:fill="F8F9FA"/>
-        </w:rPr>
-        <w:t>passedTests       // 通过的测试用例数</w:t>
-      </w:r>
-      <w:r>
-        <w:br/>
-      </w:r>
-      <w:r>
-        <w:rPr>
-          <w:rFonts w:ascii="Consolas" w:hAnsi="Consolas" w:eastAsia="Microsoft YaHei" w:cs="Consolas"/>
-          <w:color w:val="2C3E50"/>
-          <w:sz w:val="18"/>
-          <w:shd w:val="clear" w:color="auto" w:fill="F8F9FA"/>
-        </w:rPr>
-        <w:t>= totalTests      // 由总测试用例数出发</w:t>
-      </w:r>
-      <w:r>
-        <w:br/>
-      </w:r>
-      <w:r>
-        <w:rPr>
-          <w:rFonts w:ascii="Consolas" w:hAnsi="Consolas" w:eastAsia="Microsoft YaHei" w:cs="Consolas"/>
-          <w:color w:val="2C3E50"/>
-          <w:sz w:val="18"/>
-          <w:shd w:val="clear" w:color="auto" w:fill="F8F9FA"/>
-        </w:rPr>
-        <w:t>- failedTests     // 减去失败的测试用例数（failedTests ≥ 0）</w:t>
-      </w:r>
-      <w:r>
-        <w:br/>
       </w:r>
     </w:p>
     <w:p>
@@ -12984,6 +12969,76 @@
 </w:document>
 </file>
 
+<file path=word/comments.xml><?xml version="1.0" encoding="utf-8"?>
+<w:comments xmlns:w="http://schemas.openxmlformats.org/wordprocessingml/2006/main">
+  <w:comment w:id="0" w:author="灵犀" w:initials="LX" w:date="2026-08-11T00:00:00Z">
+    <w:p>
+      <w:r>
+        <w:rPr>
+          <w:rFonts w:ascii="Microsoft YaHei" w:eastAsia="Microsoft YaHei"/>
+          <w:sz w:val="18"/>
+        </w:rPr>
+        <w:t xml:space="preserve">通过率，即通过测试占总测试的百分比（%），数值越高说明质量越可靠</w:t>
+      </w:r>
+    </w:p>
+  </w:comment>
+  <w:comment w:id="1" w:author="灵犀" w:initials="LX" w:date="2026-08-11T00:00:00Z">
+    <w:p>
+      <w:r>
+        <w:rPr>
+          <w:rFonts w:ascii="Microsoft YaHei" w:eastAsia="Microsoft YaHei"/>
+          <w:sz w:val="18"/>
+        </w:rPr>
+        <w:t xml:space="preserve">通过的测试用例数：即 totalTests 中未失败的用例数量</w:t>
+      </w:r>
+    </w:p>
+  </w:comment>
+  <w:comment w:id="2" w:author="灵犀" w:initials="LX" w:date="2026-08-11T00:00:00Z">
+    <w:p>
+      <w:r>
+        <w:rPr>
+          <w:rFonts w:ascii="Microsoft YaHei" w:eastAsia="Microsoft YaHei"/>
+          <w:sz w:val="18"/>
+        </w:rPr>
+        <w:t xml:space="preserve">测试用例总数：本次全量回归运行的全部用例数（含通过的与失败的）</w:t>
+      </w:r>
+    </w:p>
+  </w:comment>
+  <w:comment w:id="3" w:author="灵犀" w:initials="LX" w:date="2026-08-11T00:00:00Z">
+    <w:p>
+      <w:r>
+        <w:rPr>
+          <w:rFonts w:ascii="Microsoft YaHei" w:eastAsia="Microsoft YaHei"/>
+          <w:sz w:val="18"/>
+        </w:rPr>
+        <w:t xml:space="preserve">将比率转换为百分比形式，便于直观比较</w:t>
+      </w:r>
+    </w:p>
+  </w:comment>
+  <w:comment w:id="4" w:author="灵犀" w:initials="LX" w:date="2026-08-11T00:00:00Z">
+    <w:p>
+      <w:r>
+        <w:rPr>
+          <w:rFonts w:ascii="Microsoft YaHei" w:eastAsia="Microsoft YaHei"/>
+          <w:sz w:val="18"/>
+        </w:rPr>
+        <w:t xml:space="preserve">通过的测试用例数 = 总测试用例数 - 失败的测试用例数（failedTests ≥ 0）</w:t>
+      </w:r>
+    </w:p>
+  </w:comment>
+</w:comments>
+</file>
+
+<file path=word/commentsExtended.xml><?xml version="1.0" encoding="utf-8"?>
+<w15:commentsEx xmlns:w15="http://schemas.microsoft.com/office/word/2012/wordml">
+  <w15:commentEx w15:paraId="0A1B2C3D" w15:done="0" w15:commentId="0"/>
+  <w15:commentEx w15:paraId="0E1F2A3B" w15:done="0" w15:commentId="1"/>
+  <w15:commentEx w15:paraId="1C2D3E4F" w15:done="0" w15:commentId="2"/>
+  <w15:commentEx w15:paraId="5A6B7C8D" w15:done="0" w15:commentId="3"/>
+  <w15:commentEx w15:paraId="9E0F1A2B" w15:done="0" w15:commentId="4"/>
+</w15:commentsEx>
+</file>
+
 <file path=word/numbering.xml><?xml version="1.0" encoding="utf-8"?>
 <w:numbering xmlns:wpc="http://schemas.microsoft.com/office/word/2010/wordprocessingCanvas" xmlns:mo="http://schemas.microsoft.com/office/mac/office/2008/main" xmlns:mc="http://schemas.openxmlformats.org/markup-compatibility/2006" xmlns:mv="urn:schemas-microsoft-com:mac:vml" xmlns:o="urn:schemas-microsoft-com:office:office" xmlns:r="http://schemas.openxmlformats.org/officeDocument/2006/relationships" xmlns:m="http://schemas.openxmlformats.org/officeDocument/2006/math" xmlns:v="urn:schemas-microsoft-com:vml" xmlns:wp14="http://schemas.microsoft.com/office/word/2010/wordprocessingDrawing" xmlns:wp="http://schemas.openxmlformats.org/drawingml/2006/wordprocessingDrawing" xmlns:w10="urn:schemas-microsoft-com:office:word" xmlns:w="http://schemas.openxmlformats.org/wordprocessingml/2006/main" xmlns:w14="http://schemas.microsoft.com/office/word/2010/wordml" xmlns:wpg="http://schemas.microsoft.com/office/word/2010/wordprocessingGroup" xmlns:wpi="http://schemas.microsoft.com/office/word/2010/wordprocessingInk" xmlns:wne="http://schemas.microsoft.com/office/word/2006/wordml" xmlns:wps="http://schemas.microsoft.com/office/word/2010/wordprocessingShape" mc:Ignorable="w14 wp14">
   <w:abstractNum w:abstractNumId="0">

--- a/docs/开发文档汇编.docx
+++ b/docs/开发文档汇编.docx
@@ -5437,7 +5437,7 @@
           <w:sz w:val="18"/>
           <w:shd w:val="clear" w:color="auto" w:fill="F8F9FA"/>
         </w:rPr>
-        <w:t xml:space="preserve">passRate </w:t>
+        <w:t xml:space="preserve">passRate</w:t>
       </w:r>
       <w:commentRangeEnd w:id="0"/>
       <w:r>
@@ -5456,9 +5456,8 @@
           <w:sz w:val="18"/>
           <w:shd w:val="clear" w:color="auto" w:fill="F8F9FA"/>
         </w:rPr>
-        <w:t xml:space="preserve">= (</w:t>
-      </w:r>
-      <w:commentRangeStart w:id="1"/>
+        <w:t xml:space="preserve"> </w:t>
+      </w:r>
       <w:r>
         <w:rPr>
           <w:rFonts w:ascii="Consolas" w:hAnsi="Consolas" w:eastAsia="Microsoft YaHei" w:cs="Consolas"/>
@@ -5466,7 +5465,25 @@
           <w:sz w:val="18"/>
           <w:shd w:val="clear" w:color="auto" w:fill="F8F9FA"/>
         </w:rPr>
-        <w:t xml:space="preserve">passedTests </w:t>
+      </w:r>
+      <w:r>
+        <w:rPr>
+          <w:rFonts w:ascii="Consolas" w:hAnsi="Consolas" w:eastAsia="Microsoft YaHei" w:cs="Consolas"/>
+          <w:color w:val="2C3E50"/>
+          <w:sz w:val="18"/>
+          <w:shd w:val="clear" w:color="auto" w:fill="F8F9FA"/>
+        </w:rPr>
+        <w:t xml:space="preserve">= (</w:t>
+      </w:r>
+      <w:commentRangeStart w:id="1"/>
+      <w:r>
+        <w:rPr>
+          <w:rFonts w:ascii="Consolas" w:hAnsi="Consolas" w:eastAsia="Microsoft YaHei" w:cs="Consolas"/>
+          <w:color w:val="2C3E50"/>
+          <w:sz w:val="18"/>
+          <w:shd w:val="clear" w:color="auto" w:fill="F8F9FA"/>
+        </w:rPr>
+        <w:t xml:space="preserve">passedTests</w:t>
       </w:r>
       <w:commentRangeEnd w:id="1"/>
       <w:r>
@@ -5485,6 +5502,23 @@
           <w:sz w:val="18"/>
           <w:shd w:val="clear" w:color="auto" w:fill="F8F9FA"/>
         </w:rPr>
+        <w:t xml:space="preserve"> </w:t>
+      </w:r>
+      <w:r>
+        <w:rPr>
+          <w:rFonts w:ascii="Consolas" w:hAnsi="Consolas" w:eastAsia="Microsoft YaHei" w:cs="Consolas"/>
+          <w:color w:val="2C3E50"/>
+          <w:sz w:val="18"/>
+          <w:shd w:val="clear" w:color="auto" w:fill="F8F9FA"/>
+        </w:rPr>
+      </w:r>
+      <w:r>
+        <w:rPr>
+          <w:rFonts w:ascii="Consolas" w:hAnsi="Consolas" w:eastAsia="Microsoft YaHei" w:cs="Consolas"/>
+          <w:color w:val="2C3E50"/>
+          <w:sz w:val="18"/>
+          <w:shd w:val="clear" w:color="auto" w:fill="F8F9FA"/>
+        </w:rPr>
         <w:t xml:space="preserve">/ </w:t>
       </w:r>
       <w:commentRangeStart w:id="2"/>
@@ -5507,7 +5541,6 @@
         </w:rPr>
         <w:commentReference w:id="2"/>
       </w:r>
-      <w:commentRangeStart w:id="3"/>
       <w:r>
         <w:rPr>
           <w:rFonts w:ascii="Consolas" w:hAnsi="Consolas" w:eastAsia="Microsoft YaHei" w:cs="Consolas"/>
@@ -5515,7 +5548,25 @@
           <w:sz w:val="18"/>
           <w:shd w:val="clear" w:color="auto" w:fill="F8F9FA"/>
         </w:rPr>
-        <w:t xml:space="preserve">) × 100%</w:t>
+      </w:r>
+      <w:r>
+        <w:rPr>
+          <w:rFonts w:ascii="Consolas" w:hAnsi="Consolas" w:eastAsia="Microsoft YaHei" w:cs="Consolas"/>
+          <w:color w:val="2C3E50"/>
+          <w:sz w:val="18"/>
+          <w:shd w:val="clear" w:color="auto" w:fill="F8F9FA"/>
+        </w:rPr>
+        <w:t xml:space="preserve">) </w:t>
+      </w:r>
+      <w:commentRangeStart w:id="3"/>
+      <w:r>
+        <w:rPr>
+          <w:rFonts w:ascii="Consolas" w:hAnsi="Consolas" w:eastAsia="Microsoft YaHei" w:cs="Consolas"/>
+          <w:color w:val="2C3E50"/>
+          <w:sz w:val="18"/>
+          <w:shd w:val="clear" w:color="auto" w:fill="F8F9FA"/>
+        </w:rPr>
+        <w:t xml:space="preserve">× 100%</w:t>
       </w:r>
       <w:commentRangeEnd w:id="3"/>
       <w:r>
@@ -5528,6 +5579,14 @@
         <w:commentReference w:id="3"/>
       </w:r>
       <w:r>
+        <w:rPr>
+          <w:rFonts w:ascii="Consolas" w:hAnsi="Consolas" w:eastAsia="Microsoft YaHei" w:cs="Consolas"/>
+          <w:color w:val="2C3E50"/>
+          <w:sz w:val="18"/>
+          <w:shd w:val="clear" w:color="auto" w:fill="F8F9FA"/>
+        </w:rPr>
+      </w:r>
+      <w:r>
         <w:br/>
       </w:r>
       <w:r>
@@ -5552,6 +5611,14 @@
           <w:shd w:val="clear" w:color="auto" w:fill="F8F9FA"/>
         </w:rPr>
         <w:commentReference w:id="4"/>
+      </w:r>
+      <w:r>
+        <w:rPr>
+          <w:rFonts w:ascii="Consolas" w:hAnsi="Consolas" w:eastAsia="Microsoft YaHei" w:cs="Consolas"/>
+          <w:color w:val="2C3E50"/>
+          <w:sz w:val="18"/>
+          <w:shd w:val="clear" w:color="auto" w:fill="F8F9FA"/>
+        </w:rPr>
       </w:r>
       <w:r>
         <w:br/>
@@ -12971,7 +13038,7 @@
 
 <file path=word/comments.xml><?xml version="1.0" encoding="utf-8"?>
 <w:comments xmlns:w="http://schemas.openxmlformats.org/wordprocessingml/2006/main">
-  <w:comment w:id="0" w:author="灵犀" w:initials="LX" w:date="2026-08-11T00:00:00Z">
+  <w:comment w:id="0" w:author="灵犀" w:initials="LX" w:date="2026-01-01T00:00:00Z">
     <w:p>
       <w:r>
         <w:rPr>
@@ -12982,7 +13049,7 @@
       </w:r>
     </w:p>
   </w:comment>
-  <w:comment w:id="1" w:author="灵犀" w:initials="LX" w:date="2026-08-11T00:00:00Z">
+  <w:comment w:id="1" w:author="灵犀" w:initials="LX" w:date="2026-01-01T00:00:00Z">
     <w:p>
       <w:r>
         <w:rPr>
@@ -12993,7 +13060,7 @@
       </w:r>
     </w:p>
   </w:comment>
-  <w:comment w:id="2" w:author="灵犀" w:initials="LX" w:date="2026-08-11T00:00:00Z">
+  <w:comment w:id="2" w:author="灵犀" w:initials="LX" w:date="2026-01-01T00:00:00Z">
     <w:p>
       <w:r>
         <w:rPr>
@@ -13004,7 +13071,7 @@
       </w:r>
     </w:p>
   </w:comment>
-  <w:comment w:id="3" w:author="灵犀" w:initials="LX" w:date="2026-08-11T00:00:00Z">
+  <w:comment w:id="3" w:author="灵犀" w:initials="LX" w:date="2026-01-01T00:00:00Z">
     <w:p>
       <w:r>
         <w:rPr>
@@ -13015,7 +13082,7 @@
       </w:r>
     </w:p>
   </w:comment>
-  <w:comment w:id="4" w:author="灵犀" w:initials="LX" w:date="2026-08-11T00:00:00Z">
+  <w:comment w:id="4" w:author="灵犀" w:initials="LX" w:date="2026-01-01T00:00:00Z">
     <w:p>
       <w:r>
         <w:rPr>
